--- a/docs/midterm/de_thi_thu_quan_ly_ve_su_kien_v2.docx
+++ b/docs/midterm/de_thi_thu_quan_ly_ve_su_kien_v2.docx
@@ -2618,6 +2618,10 @@
             <w:insideH w:val="single" w:color="auto" w:sz="4" w:space="0"/>
             <w:insideV w:val="single" w:color="auto" w:sz="4" w:space="0"/>
           </w:tblBorders>
+          <w:tblCellMar>
+            <w:left w:w="108" w:type="dxa"/>
+            <w:right w:w="108" w:type="dxa"/>
+          </w:tblCellMar>
         </w:tblPrEx>
         <w:tc>
           <w:tcPr>
@@ -3495,6 +3499,7 @@
         <w:pStyle w:val="167"/>
         <w:spacing w:before="80" w:after="80"/>
       </w:pPr>
+      <w:bookmarkStart w:id="0" w:name="_GoBack"/>
       <w:r>
         <w:t>Câu 2. Xây dựng giao diện và các chức năng cơ bản (3,5 điểm)</w:t>
       </w:r>
@@ -3526,12 +3531,7 @@
         <w:t xml:space="preserve">• </w:t>
       </w:r>
       <w:r>
-        <w:t>Thực hiện CRUD cho vé: thêm, sửa, xóa, x</w:t>
-      </w:r>
-      <w:bookmarkStart w:id="0" w:name="_GoBack"/>
-      <w:bookmarkEnd w:id="0"/>
-      <w:r>
-        <w:t>em chi tiết.</w:t>
+        <w:t>Thực hiện CRUD cho vé: thêm, sửa, xóa, xem chi tiết.</w:t>
       </w:r>
     </w:p>
     <w:p>
@@ -3765,6 +3765,7 @@
         <w:t>Màn hình kết quả / phần trình bày của sinh viên:</w:t>
       </w:r>
     </w:p>
+    <w:bookmarkEnd w:id="0"/>
     <w:p>
       <w:pPr>
         <w:spacing w:after="40"/>
